--- a/docs/Диплом/Практика/Статья_научная_формат.docx
+++ b/docs/Диплом/Практика/Статья_научная_формат.docx
@@ -17103,7 +17103,7 @@
 </file>
 
 <file path=customXml/itemProps2.xml><?xml version="1.0" encoding="utf-8"?>
-<ds:datastoreItem xmlns:ds="http://schemas.openxmlformats.org/officeDocument/2006/customXml" ds:itemID="{457A4CF6-102C-4637-AE41-459BBF85FF76}">
+<ds:datastoreItem xmlns:ds="http://schemas.openxmlformats.org/officeDocument/2006/customXml" ds:itemID="{785BFEAA-E602-49BE-992E-4C04F69E895B}">
   <ds:schemaRefs>
     <ds:schemaRef ds:uri="urn:markdown/source"/>
   </ds:schemaRefs>
